--- a/en/wisdom-stories/dont-be-words-for-mouths-dust-for-feet.docx
+++ b/en/wisdom-stories/dont-be-words-for-mouths-dust-for-feet.docx
@@ -7,13 +7,12 @@
         <w:spacing w:after="60"/>
       </w:pPr>
       <w:r>
-        <w:t xml:space="preserve"> </w:t>
+        <w:t>Neither Gossip nor Dust</w:t>
       </w:r>
       <w:r>
         <w:rPr>
           <w:sz w:val="52"/>
         </w:rPr>
-        <w:t>Be neither a tale on every tongue nor dust beneath anyone’s feet</w:t>
       </w:r>
     </w:p>
     <w:p>
@@ -32,13 +31,12 @@
           <w:bCs/>
           <w:lang/>
         </w:rPr>
-        <w:t>“A tale on every tongue”</w:t>
+        <w:t>“A tale on every tongue” means becoming the subject of gossip, rumours, or constant public discussion.</w:t>
       </w:r>
       <w:r>
         <w:rPr>
           <w:lang/>
         </w:rPr>
-        <w:t xml:space="preserve"> means becoming the subject of gossip, rumours, or constant public discussion. </w:t>
       </w:r>
     </w:p>
     <w:p>
@@ -57,13 +55,12 @@
           <w:bCs/>
           <w:lang/>
         </w:rPr>
-        <w:t>“Dust beneath anyone’s feet”</w:t>
+        <w:t>“Dust beneath anyone’s feet” means allowing others to humiliate, belittle, or treat you as worthless.</w:t>
       </w:r>
       <w:r>
         <w:rPr>
           <w:lang/>
         </w:rPr>
-        <w:t xml:space="preserve"> means allowing others to humiliate, belittle, or treat you as worthless. </w:t>
       </w:r>
     </w:p>
     <w:p>
@@ -88,7 +85,7 @@
           <w:i w:val="0"/>
           <w:color w:val="9A7417"/>
         </w:rPr>
-        <w:t>Moral:</w:t>
+        <w:t>Moral: Protect both your reputation and your dignity. Do not give people reason to gossip about you, and do not allow anyone to treat you without respect.</w:t>
       </w:r>
       <w:r>
         <w:rPr>
@@ -98,7 +95,6 @@
           <w:iCs/>
           <w:color w:val="9A7417"/>
         </w:rPr>
-        <w:t xml:space="preserve"> </w:t>
       </w:r>
       <w:r>
         <w:rPr>
@@ -106,7 +102,6 @@
           <w:iCs/>
           <w:lang/>
         </w:rPr>
-        <w:t>Protect both your reputation and your dignity. Do not give people reason to gossip about you, and do not allow anyone to treat you without respect</w:t>
       </w:r>
       <w:r>
         <w:rPr>
@@ -114,7 +109,6 @@
           <w:i w:val="0"/>
           <w:color w:val="3F3826"/>
         </w:rPr>
-        <w:t>.</w:t>
       </w:r>
     </w:p>
     <w:p>
